--- a/Customer-Shopping-Dataset/Results/EDA results/EDA results.docx
+++ b/Customer-Shopping-Dataset/Results/EDA results/EDA results.docx
@@ -74,13 +74,7 @@
         </w:numPr>
       </w:pPr>
       <w:r>
-        <w:t xml:space="preserve">About 75.08% (74,671 people) of customer are Adults (ages between 25 and 64), 15.44% (15,359 people) of customers are Youth (ages between 15 and 24), and 9.48% (9,427 people) of customers are Older Adults. (see: </w:t>
-      </w:r>
-      <w:r>
-        <w:t>Results/EDA results</w:t>
-      </w:r>
-      <w:r>
-        <w:t>/plots/Age Group.png)</w:t>
+        <w:t>About 75.08% (74,671 people) of customer are Adults (ages between 25 and 64), 15.44% (15,359 people) of customers are Youth (ages between 15 and 24), and 9.48% (9,427 people) of customers are Older Adults. (see: Results/EDA results/plots/Age Group.png)</w:t>
       </w:r>
     </w:p>
     <w:p>
@@ -101,16 +95,7 @@
         <w:t xml:space="preserve"> range, highlighting this interval as the predominant revenue range across the dataset.</w:t>
       </w:r>
       <w:r>
-        <w:t xml:space="preserve"> </w:t>
-      </w:r>
-      <w:r>
-        <w:t>(see: Results/EDA results/plots/</w:t>
-      </w:r>
-      <w:r>
-        <w:t>Revenue Distribution</w:t>
-      </w:r>
-      <w:r>
-        <w:t>.png)</w:t>
+        <w:t xml:space="preserve"> (see: Results/EDA results/plots/Revenue Distribution.png)</w:t>
       </w:r>
     </w:p>
     <w:p>
@@ -165,6 +150,33 @@
       </w:r>
       <w:r>
         <w:t>Results/EDA results/plots/Correlation(Price,Revenue,Quantity).png</w:t>
+      </w:r>
+      <w:r>
+        <w:t>)</w:t>
+      </w:r>
+    </w:p>
+    <w:p>
+      <w:pPr>
+        <w:pStyle w:val="ListParagraph"/>
+        <w:numPr>
+          <w:ilvl w:val="0"/>
+          <w:numId w:val="1"/>
+        </w:numPr>
+      </w:pPr>
+      <w:r>
+        <w:t>We have about 14% outlier revenue in dataset. (see:</w:t>
+      </w:r>
+      <w:r>
+        <w:t xml:space="preserve"> </w:t>
+      </w:r>
+      <w:r>
+        <w:t>Results/EDA results/xlsx files/</w:t>
+      </w:r>
+      <w:r>
+        <w:t>outliers</w:t>
+      </w:r>
+      <w:r>
+        <w:t>.xlsx</w:t>
       </w:r>
       <w:r>
         <w:t>)</w:t>
